--- a/Knap vs For Trial Runs.docx
+++ b/Knap vs For Trial Runs.docx
@@ -1335,6 +1335,1357 @@
       </w:tr>
     </w:tbl>
     <w:p/>
+    <w:p/>
+    <w:p>
+      <w:pPr>
+        <w:rPr>
+          <w:highlight w:val="yellow"/>
+        </w:rPr>
+      </w:pPr>
+    </w:p>
+    <w:p>
+      <w:pPr>
+        <w:rPr>
+          <w:highlight w:val="yellow"/>
+        </w:rPr>
+      </w:pPr>
+    </w:p>
+    <w:p>
+      <w:pPr>
+        <w:rPr>
+          <w:highlight w:val="yellow"/>
+        </w:rPr>
+      </w:pPr>
+    </w:p>
+    <w:p>
+      <w:r>
+        <w:rPr>
+          <w:highlight w:val="yellow"/>
+        </w:rPr>
+        <w:t>SEE BELOW FOR LOOP METHOD WITH ITEMS:</w:t>
+      </w:r>
+    </w:p>
+    <w:p/>
+    <w:p/>
+    <w:p/>
+    <w:p/>
+    <w:p/>
+    <w:tbl>
+      <w:tblPr>
+        <w:tblStyle w:val="TableGrid"/>
+        <w:tblW w:w="0" w:type="auto"/>
+        <w:tblLook w:val="04A0" w:firstRow="1" w:lastRow="0" w:firstColumn="1" w:lastColumn="0" w:noHBand="0" w:noVBand="1"/>
+      </w:tblPr>
+      <w:tblGrid>
+        <w:gridCol w:w="1332"/>
+        <w:gridCol w:w="1335"/>
+        <w:gridCol w:w="1335"/>
+        <w:gridCol w:w="1335"/>
+        <w:gridCol w:w="1335"/>
+      </w:tblGrid>
+      <w:tr>
+        <w:tc>
+          <w:tcPr>
+            <w:tcW w:w="1332" w:type="dxa"/>
+          </w:tcPr>
+          <w:p>
+            <w:r>
+              <w:lastRenderedPageBreak/>
+              <w:t>R = 100</w:t>
+            </w:r>
+          </w:p>
+        </w:tc>
+        <w:tc>
+          <w:tcPr>
+            <w:tcW w:w="1335" w:type="dxa"/>
+          </w:tcPr>
+          <w:p>
+            <w:r>
+              <w:t>processing</w:t>
+            </w:r>
+          </w:p>
+        </w:tc>
+        <w:tc>
+          <w:tcPr>
+            <w:tcW w:w="1335" w:type="dxa"/>
+          </w:tcPr>
+          <w:p>
+            <w:r>
+              <w:t>processing</w:t>
+            </w:r>
+          </w:p>
+        </w:tc>
+        <w:tc>
+          <w:tcPr>
+            <w:tcW w:w="1335" w:type="dxa"/>
+          </w:tcPr>
+          <w:p>
+            <w:r>
+              <w:t>elapsed</w:t>
+            </w:r>
+          </w:p>
+        </w:tc>
+        <w:tc>
+          <w:tcPr>
+            <w:tcW w:w="1335" w:type="dxa"/>
+          </w:tcPr>
+          <w:p>
+            <w:r>
+              <w:t>elapsed</w:t>
+            </w:r>
+          </w:p>
+        </w:tc>
+      </w:tr>
+      <w:tr>
+        <w:tc>
+          <w:tcPr>
+            <w:tcW w:w="1332" w:type="dxa"/>
+          </w:tcPr>
+          <w:p>
+            <w:r>
+              <w:t>n</w:t>
+            </w:r>
+          </w:p>
+        </w:tc>
+        <w:tc>
+          <w:tcPr>
+            <w:tcW w:w="1335" w:type="dxa"/>
+          </w:tcPr>
+          <w:p>
+            <w:r>
+              <w:t>knap</w:t>
+            </w:r>
+          </w:p>
+        </w:tc>
+        <w:tc>
+          <w:tcPr>
+            <w:tcW w:w="1335" w:type="dxa"/>
+          </w:tcPr>
+          <w:p>
+            <w:r>
+              <w:t>for</w:t>
+            </w:r>
+          </w:p>
+        </w:tc>
+        <w:tc>
+          <w:tcPr>
+            <w:tcW w:w="1335" w:type="dxa"/>
+          </w:tcPr>
+          <w:p>
+            <w:r>
+              <w:t>knap</w:t>
+            </w:r>
+          </w:p>
+        </w:tc>
+        <w:tc>
+          <w:tcPr>
+            <w:tcW w:w="1335" w:type="dxa"/>
+          </w:tcPr>
+          <w:p>
+            <w:r>
+              <w:t>For</w:t>
+            </w:r>
+          </w:p>
+        </w:tc>
+      </w:tr>
+      <w:tr>
+        <w:tc>
+          <w:tcPr>
+            <w:tcW w:w="1332" w:type="dxa"/>
+          </w:tcPr>
+          <w:p>
+            <w:r>
+              <w:t>50</w:t>
+            </w:r>
+          </w:p>
+        </w:tc>
+        <w:tc>
+          <w:tcPr>
+            <w:tcW w:w="1335" w:type="dxa"/>
+          </w:tcPr>
+          <w:p>
+            <w:r>
+              <w:t xml:space="preserve">0.0060 </w:t>
+            </w:r>
+          </w:p>
+        </w:tc>
+        <w:tc>
+          <w:tcPr>
+            <w:tcW w:w="1335" w:type="dxa"/>
+          </w:tcPr>
+          <w:p>
+            <w:r>
+              <w:t>0.2842</w:t>
+            </w:r>
+          </w:p>
+        </w:tc>
+        <w:tc>
+          <w:tcPr>
+            <w:tcW w:w="1335" w:type="dxa"/>
+          </w:tcPr>
+          <w:p>
+            <w:r>
+              <w:t>0.0030</w:t>
+            </w:r>
+          </w:p>
+        </w:tc>
+        <w:tc>
+          <w:tcPr>
+            <w:tcW w:w="1335" w:type="dxa"/>
+          </w:tcPr>
+          <w:p>
+            <w:r>
+              <w:t>0.0560</w:t>
+            </w:r>
+          </w:p>
+        </w:tc>
+      </w:tr>
+      <w:tr>
+        <w:tc>
+          <w:tcPr>
+            <w:tcW w:w="1332" w:type="dxa"/>
+          </w:tcPr>
+          <w:p>
+            <w:r>
+              <w:t>100</w:t>
+            </w:r>
+          </w:p>
+        </w:tc>
+        <w:tc>
+          <w:tcPr>
+            <w:tcW w:w="1335" w:type="dxa"/>
+          </w:tcPr>
+          <w:p>
+            <w:pPr>
+              <w:tabs>
+                <w:tab w:val="left" w:pos="521"/>
+              </w:tabs>
+            </w:pPr>
+            <w:r>
+              <w:t>0.0058</w:t>
+            </w:r>
+          </w:p>
+        </w:tc>
+        <w:tc>
+          <w:tcPr>
+            <w:tcW w:w="1335" w:type="dxa"/>
+          </w:tcPr>
+          <w:p>
+            <w:r>
+              <w:t>0.2945</w:t>
+            </w:r>
+          </w:p>
+        </w:tc>
+        <w:tc>
+          <w:tcPr>
+            <w:tcW w:w="1335" w:type="dxa"/>
+          </w:tcPr>
+          <w:p>
+            <w:r>
+              <w:t>0.0039</w:t>
+            </w:r>
+          </w:p>
+        </w:tc>
+        <w:tc>
+          <w:tcPr>
+            <w:tcW w:w="1335" w:type="dxa"/>
+          </w:tcPr>
+          <w:p>
+            <w:r>
+              <w:t>0.0637</w:t>
+            </w:r>
+          </w:p>
+        </w:tc>
+      </w:tr>
+      <w:tr>
+        <w:tc>
+          <w:tcPr>
+            <w:tcW w:w="1332" w:type="dxa"/>
+          </w:tcPr>
+          <w:p>
+            <w:r>
+              <w:t>200</w:t>
+            </w:r>
+          </w:p>
+        </w:tc>
+        <w:tc>
+          <w:tcPr>
+            <w:tcW w:w="1335" w:type="dxa"/>
+          </w:tcPr>
+          <w:p>
+            <w:r>
+              <w:t>0.0103</w:t>
+            </w:r>
+          </w:p>
+        </w:tc>
+        <w:tc>
+          <w:tcPr>
+            <w:tcW w:w="1335" w:type="dxa"/>
+          </w:tcPr>
+          <w:p>
+            <w:r>
+              <w:t>0.2611</w:t>
+            </w:r>
+          </w:p>
+        </w:tc>
+        <w:tc>
+          <w:tcPr>
+            <w:tcW w:w="1335" w:type="dxa"/>
+          </w:tcPr>
+          <w:p>
+            <w:r>
+              <w:t>0.0060</w:t>
+            </w:r>
+          </w:p>
+        </w:tc>
+        <w:tc>
+          <w:tcPr>
+            <w:tcW w:w="1335" w:type="dxa"/>
+          </w:tcPr>
+          <w:p>
+            <w:r>
+              <w:t>0.0689</w:t>
+            </w:r>
+          </w:p>
+        </w:tc>
+      </w:tr>
+      <w:tr>
+        <w:tc>
+          <w:tcPr>
+            <w:tcW w:w="1332" w:type="dxa"/>
+          </w:tcPr>
+          <w:p>
+            <w:r>
+              <w:t>300</w:t>
+            </w:r>
+          </w:p>
+        </w:tc>
+        <w:tc>
+          <w:tcPr>
+            <w:tcW w:w="1335" w:type="dxa"/>
+          </w:tcPr>
+          <w:p>
+            <w:pPr>
+              <w:tabs>
+                <w:tab w:val="left" w:pos="658"/>
+              </w:tabs>
+            </w:pPr>
+            <w:r>
+              <w:t>0.0269</w:t>
+            </w:r>
+          </w:p>
+        </w:tc>
+        <w:tc>
+          <w:tcPr>
+            <w:tcW w:w="1335" w:type="dxa"/>
+          </w:tcPr>
+          <w:p>
+            <w:r>
+              <w:t>0.2967</w:t>
+            </w:r>
+          </w:p>
+        </w:tc>
+        <w:tc>
+          <w:tcPr>
+            <w:tcW w:w="1335" w:type="dxa"/>
+          </w:tcPr>
+          <w:p>
+            <w:r>
+              <w:t>0.0092</w:t>
+            </w:r>
+          </w:p>
+        </w:tc>
+        <w:tc>
+          <w:tcPr>
+            <w:tcW w:w="1335" w:type="dxa"/>
+          </w:tcPr>
+          <w:p>
+            <w:r>
+              <w:t>0.0853</w:t>
+            </w:r>
+          </w:p>
+        </w:tc>
+      </w:tr>
+      <w:tr>
+        <w:tc>
+          <w:tcPr>
+            <w:tcW w:w="1332" w:type="dxa"/>
+          </w:tcPr>
+          <w:p>
+            <w:r>
+              <w:t>400</w:t>
+            </w:r>
+          </w:p>
+        </w:tc>
+        <w:tc>
+          <w:tcPr>
+            <w:tcW w:w="1335" w:type="dxa"/>
+          </w:tcPr>
+          <w:p>
+            <w:r>
+              <w:t>0.0245</w:t>
+            </w:r>
+          </w:p>
+        </w:tc>
+        <w:tc>
+          <w:tcPr>
+            <w:tcW w:w="1335" w:type="dxa"/>
+          </w:tcPr>
+          <w:p>
+            <w:r>
+              <w:t>0.3200</w:t>
+            </w:r>
+          </w:p>
+        </w:tc>
+        <w:tc>
+          <w:tcPr>
+            <w:tcW w:w="1335" w:type="dxa"/>
+          </w:tcPr>
+          <w:p>
+            <w:r>
+              <w:t>0.0111</w:t>
+            </w:r>
+          </w:p>
+        </w:tc>
+        <w:tc>
+          <w:tcPr>
+            <w:tcW w:w="1335" w:type="dxa"/>
+          </w:tcPr>
+          <w:p>
+            <w:r>
+              <w:t>0.1238</w:t>
+            </w:r>
+          </w:p>
+        </w:tc>
+      </w:tr>
+      <w:tr>
+        <w:tc>
+          <w:tcPr>
+            <w:tcW w:w="1332" w:type="dxa"/>
+          </w:tcPr>
+          <w:p>
+            <w:r>
+              <w:t>500</w:t>
+            </w:r>
+          </w:p>
+        </w:tc>
+        <w:tc>
+          <w:tcPr>
+            <w:tcW w:w="1335" w:type="dxa"/>
+          </w:tcPr>
+          <w:p>
+            <w:r>
+              <w:t>0.0265</w:t>
+            </w:r>
+          </w:p>
+        </w:tc>
+        <w:tc>
+          <w:tcPr>
+            <w:tcW w:w="1335" w:type="dxa"/>
+          </w:tcPr>
+          <w:p>
+            <w:r>
+              <w:t>0.3772</w:t>
+            </w:r>
+          </w:p>
+        </w:tc>
+        <w:tc>
+          <w:tcPr>
+            <w:tcW w:w="1335" w:type="dxa"/>
+          </w:tcPr>
+          <w:p>
+            <w:r>
+              <w:t>0.0141</w:t>
+            </w:r>
+          </w:p>
+        </w:tc>
+        <w:tc>
+          <w:tcPr>
+            <w:tcW w:w="1335" w:type="dxa"/>
+          </w:tcPr>
+          <w:p>
+            <w:r>
+              <w:t>0.1681</w:t>
+            </w:r>
+          </w:p>
+        </w:tc>
+      </w:tr>
+    </w:tbl>
+    <w:p/>
+    <w:tbl>
+      <w:tblPr>
+        <w:tblStyle w:val="TableGrid"/>
+        <w:tblW w:w="0" w:type="auto"/>
+        <w:tblLook w:val="04A0" w:firstRow="1" w:lastRow="0" w:firstColumn="1" w:lastColumn="0" w:noHBand="0" w:noVBand="1"/>
+      </w:tblPr>
+      <w:tblGrid>
+        <w:gridCol w:w="1332"/>
+        <w:gridCol w:w="1335"/>
+        <w:gridCol w:w="1335"/>
+        <w:gridCol w:w="1335"/>
+        <w:gridCol w:w="1335"/>
+      </w:tblGrid>
+      <w:tr>
+        <w:tc>
+          <w:tcPr>
+            <w:tcW w:w="1332" w:type="dxa"/>
+          </w:tcPr>
+          <w:p>
+            <w:r>
+              <w:t>R = 1000</w:t>
+            </w:r>
+          </w:p>
+        </w:tc>
+        <w:tc>
+          <w:tcPr>
+            <w:tcW w:w="1335" w:type="dxa"/>
+          </w:tcPr>
+          <w:p>
+            <w:r>
+              <w:t>processing</w:t>
+            </w:r>
+          </w:p>
+        </w:tc>
+        <w:tc>
+          <w:tcPr>
+            <w:tcW w:w="1335" w:type="dxa"/>
+          </w:tcPr>
+          <w:p>
+            <w:r>
+              <w:t>processing</w:t>
+            </w:r>
+          </w:p>
+        </w:tc>
+        <w:tc>
+          <w:tcPr>
+            <w:tcW w:w="1335" w:type="dxa"/>
+          </w:tcPr>
+          <w:p>
+            <w:r>
+              <w:t>elapsed</w:t>
+            </w:r>
+          </w:p>
+        </w:tc>
+        <w:tc>
+          <w:tcPr>
+            <w:tcW w:w="1335" w:type="dxa"/>
+          </w:tcPr>
+          <w:p>
+            <w:r>
+              <w:t>elapsed</w:t>
+            </w:r>
+          </w:p>
+        </w:tc>
+      </w:tr>
+      <w:tr>
+        <w:tc>
+          <w:tcPr>
+            <w:tcW w:w="1332" w:type="dxa"/>
+          </w:tcPr>
+          <w:p>
+            <w:r>
+              <w:t>n</w:t>
+            </w:r>
+          </w:p>
+        </w:tc>
+        <w:tc>
+          <w:tcPr>
+            <w:tcW w:w="1335" w:type="dxa"/>
+          </w:tcPr>
+          <w:p>
+            <w:r>
+              <w:t>knap</w:t>
+            </w:r>
+          </w:p>
+        </w:tc>
+        <w:tc>
+          <w:tcPr>
+            <w:tcW w:w="1335" w:type="dxa"/>
+          </w:tcPr>
+          <w:p>
+            <w:r>
+              <w:t>for</w:t>
+            </w:r>
+          </w:p>
+        </w:tc>
+        <w:tc>
+          <w:tcPr>
+            <w:tcW w:w="1335" w:type="dxa"/>
+          </w:tcPr>
+          <w:p>
+            <w:r>
+              <w:t>knap</w:t>
+            </w:r>
+          </w:p>
+        </w:tc>
+        <w:tc>
+          <w:tcPr>
+            <w:tcW w:w="1335" w:type="dxa"/>
+          </w:tcPr>
+          <w:p>
+            <w:r>
+              <w:t>For</w:t>
+            </w:r>
+          </w:p>
+        </w:tc>
+      </w:tr>
+      <w:tr>
+        <w:tc>
+          <w:tcPr>
+            <w:tcW w:w="1332" w:type="dxa"/>
+          </w:tcPr>
+          <w:p>
+            <w:r>
+              <w:t>50</w:t>
+            </w:r>
+          </w:p>
+        </w:tc>
+        <w:tc>
+          <w:tcPr>
+            <w:tcW w:w="1335" w:type="dxa"/>
+          </w:tcPr>
+          <w:p>
+            <w:r>
+              <w:t>0.0052</w:t>
+            </w:r>
+          </w:p>
+        </w:tc>
+        <w:tc>
+          <w:tcPr>
+            <w:tcW w:w="1335" w:type="dxa"/>
+          </w:tcPr>
+          <w:p>
+            <w:r>
+              <w:t>0.2526</w:t>
+            </w:r>
+          </w:p>
+        </w:tc>
+        <w:tc>
+          <w:tcPr>
+            <w:tcW w:w="1335" w:type="dxa"/>
+          </w:tcPr>
+          <w:p>
+            <w:r>
+              <w:t>0.0034</w:t>
+            </w:r>
+          </w:p>
+        </w:tc>
+        <w:tc>
+          <w:tcPr>
+            <w:tcW w:w="1335" w:type="dxa"/>
+          </w:tcPr>
+          <w:p>
+            <w:r>
+              <w:t>0.0693</w:t>
+            </w:r>
+          </w:p>
+        </w:tc>
+      </w:tr>
+      <w:tr>
+        <w:tc>
+          <w:tcPr>
+            <w:tcW w:w="1332" w:type="dxa"/>
+          </w:tcPr>
+          <w:p>
+            <w:r>
+              <w:t>100</w:t>
+            </w:r>
+          </w:p>
+        </w:tc>
+        <w:tc>
+          <w:tcPr>
+            <w:tcW w:w="1335" w:type="dxa"/>
+          </w:tcPr>
+          <w:p>
+            <w:r>
+              <w:t>0.0088</w:t>
+            </w:r>
+          </w:p>
+        </w:tc>
+        <w:tc>
+          <w:tcPr>
+            <w:tcW w:w="1335" w:type="dxa"/>
+          </w:tcPr>
+          <w:p>
+            <w:r>
+              <w:t>0.2963</w:t>
+            </w:r>
+          </w:p>
+        </w:tc>
+        <w:tc>
+          <w:tcPr>
+            <w:tcW w:w="1335" w:type="dxa"/>
+          </w:tcPr>
+          <w:p>
+            <w:r>
+              <w:t>0.0051</w:t>
+            </w:r>
+          </w:p>
+        </w:tc>
+        <w:tc>
+          <w:tcPr>
+            <w:tcW w:w="1335" w:type="dxa"/>
+          </w:tcPr>
+          <w:p>
+            <w:r>
+              <w:t>0.1061</w:t>
+            </w:r>
+          </w:p>
+        </w:tc>
+      </w:tr>
+      <w:tr>
+        <w:tc>
+          <w:tcPr>
+            <w:tcW w:w="1332" w:type="dxa"/>
+          </w:tcPr>
+          <w:p>
+            <w:r>
+              <w:t>200</w:t>
+            </w:r>
+          </w:p>
+        </w:tc>
+        <w:tc>
+          <w:tcPr>
+            <w:tcW w:w="1335" w:type="dxa"/>
+          </w:tcPr>
+          <w:p>
+            <w:pPr>
+              <w:tabs>
+                <w:tab w:val="left" w:pos="521"/>
+              </w:tabs>
+            </w:pPr>
+            <w:r>
+              <w:t>0.0203</w:t>
+            </w:r>
+          </w:p>
+        </w:tc>
+        <w:tc>
+          <w:tcPr>
+            <w:tcW w:w="1335" w:type="dxa"/>
+          </w:tcPr>
+          <w:p>
+            <w:r>
+              <w:t>0.4517</w:t>
+            </w:r>
+          </w:p>
+        </w:tc>
+        <w:tc>
+          <w:tcPr>
+            <w:tcW w:w="1335" w:type="dxa"/>
+          </w:tcPr>
+          <w:p>
+            <w:r>
+              <w:t>0.0117</w:t>
+            </w:r>
+          </w:p>
+        </w:tc>
+        <w:tc>
+          <w:tcPr>
+            <w:tcW w:w="1335" w:type="dxa"/>
+          </w:tcPr>
+          <w:p>
+            <w:r>
+              <w:t>0.2495</w:t>
+            </w:r>
+          </w:p>
+        </w:tc>
+      </w:tr>
+      <w:tr>
+        <w:tc>
+          <w:tcPr>
+            <w:tcW w:w="1332" w:type="dxa"/>
+          </w:tcPr>
+          <w:p>
+            <w:r>
+              <w:t>300</w:t>
+            </w:r>
+          </w:p>
+        </w:tc>
+        <w:tc>
+          <w:tcPr>
+            <w:tcW w:w="1335" w:type="dxa"/>
+          </w:tcPr>
+          <w:p>
+            <w:r>
+              <w:t>0.0422</w:t>
+            </w:r>
+          </w:p>
+        </w:tc>
+        <w:tc>
+          <w:tcPr>
+            <w:tcW w:w="1335" w:type="dxa"/>
+          </w:tcPr>
+          <w:p>
+            <w:r>
+              <w:t>0.6845</w:t>
+            </w:r>
+          </w:p>
+        </w:tc>
+        <w:tc>
+          <w:tcPr>
+            <w:tcW w:w="1335" w:type="dxa"/>
+          </w:tcPr>
+          <w:p>
+            <w:r>
+              <w:t>0.0225</w:t>
+            </w:r>
+          </w:p>
+        </w:tc>
+        <w:tc>
+          <w:tcPr>
+            <w:tcW w:w="1335" w:type="dxa"/>
+          </w:tcPr>
+          <w:p>
+            <w:r>
+              <w:t>0.5014</w:t>
+            </w:r>
+          </w:p>
+        </w:tc>
+      </w:tr>
+      <w:tr>
+        <w:tc>
+          <w:tcPr>
+            <w:tcW w:w="1332" w:type="dxa"/>
+          </w:tcPr>
+          <w:p>
+            <w:r>
+              <w:t>400</w:t>
+            </w:r>
+          </w:p>
+        </w:tc>
+        <w:tc>
+          <w:tcPr>
+            <w:tcW w:w="1335" w:type="dxa"/>
+          </w:tcPr>
+          <w:p>
+            <w:pPr>
+              <w:tabs>
+                <w:tab w:val="left" w:pos="603"/>
+              </w:tabs>
+            </w:pPr>
+            <w:r>
+              <w:t>0.0645</w:t>
+            </w:r>
+          </w:p>
+        </w:tc>
+        <w:tc>
+          <w:tcPr>
+            <w:tcW w:w="1335" w:type="dxa"/>
+          </w:tcPr>
+          <w:p>
+            <w:r>
+              <w:t>1.1249</w:t>
+            </w:r>
+          </w:p>
+        </w:tc>
+        <w:tc>
+          <w:tcPr>
+            <w:tcW w:w="1335" w:type="dxa"/>
+          </w:tcPr>
+          <w:p>
+            <w:r>
+              <w:t>0.0372</w:t>
+            </w:r>
+          </w:p>
+        </w:tc>
+        <w:tc>
+          <w:tcPr>
+            <w:tcW w:w="1335" w:type="dxa"/>
+          </w:tcPr>
+          <w:p>
+            <w:r>
+              <w:t>0.9290</w:t>
+            </w:r>
+          </w:p>
+        </w:tc>
+      </w:tr>
+      <w:tr>
+        <w:tc>
+          <w:tcPr>
+            <w:tcW w:w="1332" w:type="dxa"/>
+          </w:tcPr>
+          <w:p>
+            <w:r>
+              <w:t>500</w:t>
+            </w:r>
+          </w:p>
+        </w:tc>
+        <w:tc>
+          <w:tcPr>
+            <w:tcW w:w="1335" w:type="dxa"/>
+          </w:tcPr>
+          <w:p>
+            <w:r>
+              <w:t>0.0875</w:t>
+            </w:r>
+          </w:p>
+        </w:tc>
+        <w:tc>
+          <w:tcPr>
+            <w:tcW w:w="1335" w:type="dxa"/>
+          </w:tcPr>
+          <w:p>
+            <w:r>
+              <w:t>1.6818</w:t>
+            </w:r>
+          </w:p>
+        </w:tc>
+        <w:tc>
+          <w:tcPr>
+            <w:tcW w:w="1335" w:type="dxa"/>
+          </w:tcPr>
+          <w:p>
+            <w:r>
+              <w:t>0.0534</w:t>
+            </w:r>
+          </w:p>
+        </w:tc>
+        <w:tc>
+          <w:tcPr>
+            <w:tcW w:w="1335" w:type="dxa"/>
+          </w:tcPr>
+          <w:p>
+            <w:r>
+              <w:t>1.4549</w:t>
+            </w:r>
+          </w:p>
+        </w:tc>
+      </w:tr>
+    </w:tbl>
+    <w:p/>
+    <w:tbl>
+      <w:tblPr>
+        <w:tblStyle w:val="TableGrid"/>
+        <w:tblW w:w="0" w:type="auto"/>
+        <w:tblLook w:val="04A0" w:firstRow="1" w:lastRow="0" w:firstColumn="1" w:lastColumn="0" w:noHBand="0" w:noVBand="1"/>
+      </w:tblPr>
+      <w:tblGrid>
+        <w:gridCol w:w="1332"/>
+        <w:gridCol w:w="1335"/>
+        <w:gridCol w:w="1335"/>
+        <w:gridCol w:w="1335"/>
+        <w:gridCol w:w="1335"/>
+      </w:tblGrid>
+      <w:tr>
+        <w:tc>
+          <w:tcPr>
+            <w:tcW w:w="1332" w:type="dxa"/>
+          </w:tcPr>
+          <w:p>
+            <w:r>
+              <w:t>R = 10000</w:t>
+            </w:r>
+          </w:p>
+        </w:tc>
+        <w:tc>
+          <w:tcPr>
+            <w:tcW w:w="1335" w:type="dxa"/>
+          </w:tcPr>
+          <w:p>
+            <w:r>
+              <w:t>processing</w:t>
+            </w:r>
+          </w:p>
+        </w:tc>
+        <w:tc>
+          <w:tcPr>
+            <w:tcW w:w="1335" w:type="dxa"/>
+          </w:tcPr>
+          <w:p>
+            <w:r>
+              <w:t>processing</w:t>
+            </w:r>
+          </w:p>
+        </w:tc>
+        <w:tc>
+          <w:tcPr>
+            <w:tcW w:w="1335" w:type="dxa"/>
+          </w:tcPr>
+          <w:p>
+            <w:r>
+              <w:t>elapsed</w:t>
+            </w:r>
+          </w:p>
+        </w:tc>
+        <w:tc>
+          <w:tcPr>
+            <w:tcW w:w="1335" w:type="dxa"/>
+          </w:tcPr>
+          <w:p>
+            <w:r>
+              <w:t>elapsed</w:t>
+            </w:r>
+          </w:p>
+        </w:tc>
+      </w:tr>
+      <w:tr>
+        <w:tc>
+          <w:tcPr>
+            <w:tcW w:w="1332" w:type="dxa"/>
+          </w:tcPr>
+          <w:p>
+            <w:r>
+              <w:t>n</w:t>
+            </w:r>
+          </w:p>
+        </w:tc>
+        <w:tc>
+          <w:tcPr>
+            <w:tcW w:w="1335" w:type="dxa"/>
+          </w:tcPr>
+          <w:p>
+            <w:r>
+              <w:t>knap</w:t>
+            </w:r>
+          </w:p>
+        </w:tc>
+        <w:tc>
+          <w:tcPr>
+            <w:tcW w:w="1335" w:type="dxa"/>
+          </w:tcPr>
+          <w:p>
+            <w:r>
+              <w:t>for</w:t>
+            </w:r>
+          </w:p>
+        </w:tc>
+        <w:tc>
+          <w:tcPr>
+            <w:tcW w:w="1335" w:type="dxa"/>
+          </w:tcPr>
+          <w:p>
+            <w:r>
+              <w:t>knap</w:t>
+            </w:r>
+          </w:p>
+        </w:tc>
+        <w:tc>
+          <w:tcPr>
+            <w:tcW w:w="1335" w:type="dxa"/>
+          </w:tcPr>
+          <w:p>
+            <w:r>
+              <w:t>for</w:t>
+            </w:r>
+          </w:p>
+        </w:tc>
+      </w:tr>
+      <w:tr>
+        <w:tc>
+          <w:tcPr>
+            <w:tcW w:w="1332" w:type="dxa"/>
+          </w:tcPr>
+          <w:p>
+            <w:r>
+              <w:t>50</w:t>
+            </w:r>
+          </w:p>
+        </w:tc>
+        <w:tc>
+          <w:tcPr>
+            <w:tcW w:w="1335" w:type="dxa"/>
+          </w:tcPr>
+          <w:p>
+            <w:r>
+              <w:t>0.0149</w:t>
+            </w:r>
+          </w:p>
+        </w:tc>
+        <w:tc>
+          <w:tcPr>
+            <w:tcW w:w="1335" w:type="dxa"/>
+          </w:tcPr>
+          <w:p>
+            <w:r>
+              <w:t>0.4065</w:t>
+            </w:r>
+          </w:p>
+        </w:tc>
+        <w:tc>
+          <w:tcPr>
+            <w:tcW w:w="1335" w:type="dxa"/>
+          </w:tcPr>
+          <w:p>
+            <w:r>
+              <w:t>0.0077</w:t>
+            </w:r>
+          </w:p>
+        </w:tc>
+        <w:tc>
+          <w:tcPr>
+            <w:tcW w:w="1335" w:type="dxa"/>
+          </w:tcPr>
+          <w:p>
+            <w:r>
+              <w:t>0.2112</w:t>
+            </w:r>
+          </w:p>
+        </w:tc>
+      </w:tr>
+      <w:tr>
+        <w:tc>
+          <w:tcPr>
+            <w:tcW w:w="1332" w:type="dxa"/>
+          </w:tcPr>
+          <w:p>
+            <w:r>
+              <w:t>100</w:t>
+            </w:r>
+          </w:p>
+        </w:tc>
+        <w:tc>
+          <w:tcPr>
+            <w:tcW w:w="1335" w:type="dxa"/>
+          </w:tcPr>
+          <w:p>
+            <w:r>
+              <w:t>0.0402</w:t>
+            </w:r>
+          </w:p>
+        </w:tc>
+        <w:tc>
+          <w:tcPr>
+            <w:tcW w:w="1335" w:type="dxa"/>
+          </w:tcPr>
+          <w:p>
+            <w:r>
+              <w:t>0.8543</w:t>
+            </w:r>
+          </w:p>
+        </w:tc>
+        <w:tc>
+          <w:tcPr>
+            <w:tcW w:w="1335" w:type="dxa"/>
+          </w:tcPr>
+          <w:p>
+            <w:r>
+              <w:t>0.0210</w:t>
+            </w:r>
+          </w:p>
+        </w:tc>
+        <w:tc>
+          <w:tcPr>
+            <w:tcW w:w="1335" w:type="dxa"/>
+          </w:tcPr>
+          <w:p>
+            <w:r>
+              <w:t>0.6736</w:t>
+            </w:r>
+          </w:p>
+        </w:tc>
+      </w:tr>
+      <w:tr>
+        <w:tc>
+          <w:tcPr>
+            <w:tcW w:w="1332" w:type="dxa"/>
+          </w:tcPr>
+          <w:p>
+            <w:r>
+              <w:t>200</w:t>
+            </w:r>
+          </w:p>
+        </w:tc>
+        <w:tc>
+          <w:tcPr>
+            <w:tcW w:w="1335" w:type="dxa"/>
+          </w:tcPr>
+          <w:p>
+            <w:r>
+              <w:t>0.1162</w:t>
+            </w:r>
+          </w:p>
+        </w:tc>
+        <w:tc>
+          <w:tcPr>
+            <w:tcW w:w="1335" w:type="dxa"/>
+          </w:tcPr>
+          <w:p>
+            <w:r>
+              <w:t>2.8231</w:t>
+            </w:r>
+          </w:p>
+        </w:tc>
+        <w:tc>
+          <w:tcPr>
+            <w:tcW w:w="1335" w:type="dxa"/>
+          </w:tcPr>
+          <w:p>
+            <w:r>
+              <w:t>0.0723</w:t>
+            </w:r>
+          </w:p>
+        </w:tc>
+        <w:tc>
+          <w:tcPr>
+            <w:tcW w:w="1335" w:type="dxa"/>
+          </w:tcPr>
+          <w:p>
+            <w:r>
+              <w:t>2.6265</w:t>
+            </w:r>
+          </w:p>
+        </w:tc>
+      </w:tr>
+      <w:tr>
+        <w:tc>
+          <w:tcPr>
+            <w:tcW w:w="1332" w:type="dxa"/>
+          </w:tcPr>
+          <w:p>
+            <w:r>
+              <w:t>300</w:t>
+            </w:r>
+          </w:p>
+        </w:tc>
+        <w:tc>
+          <w:tcPr>
+            <w:tcW w:w="1335" w:type="dxa"/>
+          </w:tcPr>
+          <w:p>
+            <w:r>
+              <w:t>0.2278</w:t>
+            </w:r>
+          </w:p>
+        </w:tc>
+        <w:tc>
+          <w:tcPr>
+            <w:tcW w:w="1335" w:type="dxa"/>
+          </w:tcPr>
+          <w:p>
+            <w:r>
+              <w:t>6.3608</w:t>
+            </w:r>
+          </w:p>
+        </w:tc>
+        <w:tc>
+          <w:tcPr>
+            <w:tcW w:w="1335" w:type="dxa"/>
+          </w:tcPr>
+          <w:p>
+            <w:r>
+              <w:t>0.1647</w:t>
+            </w:r>
+          </w:p>
+        </w:tc>
+        <w:tc>
+          <w:tcPr>
+            <w:tcW w:w="1335" w:type="dxa"/>
+          </w:tcPr>
+          <w:p>
+            <w:r>
+              <w:t>6.1925</w:t>
+            </w:r>
+          </w:p>
+        </w:tc>
+      </w:tr>
+      <w:tr>
+        <w:tc>
+          <w:tcPr>
+            <w:tcW w:w="1332" w:type="dxa"/>
+          </w:tcPr>
+          <w:p>
+            <w:r>
+              <w:t>400</w:t>
+            </w:r>
+          </w:p>
+        </w:tc>
+        <w:tc>
+          <w:tcPr>
+            <w:tcW w:w="1335" w:type="dxa"/>
+          </w:tcPr>
+          <w:p>
+            <w:r>
+              <w:t>0.3472</w:t>
+            </w:r>
+          </w:p>
+        </w:tc>
+        <w:tc>
+          <w:tcPr>
+            <w:tcW w:w="1335" w:type="dxa"/>
+          </w:tcPr>
+          <w:p>
+            <w:r>
+              <w:t>11.95</w:t>
+            </w:r>
+            <w:r>
+              <w:t>6</w:t>
+            </w:r>
+          </w:p>
+        </w:tc>
+        <w:tc>
+          <w:tcPr>
+            <w:tcW w:w="1335" w:type="dxa"/>
+          </w:tcPr>
+          <w:p>
+            <w:r>
+              <w:t>0.2837</w:t>
+            </w:r>
+          </w:p>
+        </w:tc>
+        <w:tc>
+          <w:tcPr>
+            <w:tcW w:w="1335" w:type="dxa"/>
+          </w:tcPr>
+          <w:p>
+            <w:r>
+              <w:t>11.783</w:t>
+            </w:r>
+          </w:p>
+        </w:tc>
+      </w:tr>
+      <w:tr>
+        <w:tc>
+          <w:tcPr>
+            <w:tcW w:w="1332" w:type="dxa"/>
+          </w:tcPr>
+          <w:p>
+            <w:r>
+              <w:t>500</w:t>
+            </w:r>
+          </w:p>
+        </w:tc>
+        <w:tc>
+          <w:tcPr>
+            <w:tcW w:w="1335" w:type="dxa"/>
+          </w:tcPr>
+          <w:p>
+            <w:r>
+              <w:t>0.2511</w:t>
+            </w:r>
+          </w:p>
+        </w:tc>
+        <w:tc>
+          <w:tcPr>
+            <w:tcW w:w="1335" w:type="dxa"/>
+          </w:tcPr>
+          <w:p>
+            <w:r>
+              <w:t>21.667</w:t>
+            </w:r>
+          </w:p>
+        </w:tc>
+        <w:tc>
+          <w:tcPr>
+            <w:tcW w:w="1335" w:type="dxa"/>
+          </w:tcPr>
+          <w:p>
+            <w:r>
+              <w:t>0.2295</w:t>
+            </w:r>
+          </w:p>
+        </w:tc>
+        <w:tc>
+          <w:tcPr>
+            <w:tcW w:w="1335" w:type="dxa"/>
+          </w:tcPr>
+          <w:p>
+            <w:r>
+              <w:t>21.537</w:t>
+            </w:r>
+          </w:p>
+        </w:tc>
+      </w:tr>
+    </w:tbl>
     <w:p/>
     <w:sectPr>
       <w:pgSz w:w="12240" w:h="15840"/>
